--- a/public/files/agreement.docx
+++ b/public/files/agreement.docx
@@ -174,6 +174,7 @@
         </w:rPr>
         <w:br/>
       </w:r>
+      <w:proofErr w:type="spellStart"/>
       <w:r>
         <w:rPr>
           <w:b/>
@@ -185,6 +186,7 @@
         </w:rPr>
         <w:t>Համաձայնություն</w:t>
       </w:r>
+      <w:proofErr w:type="spellEnd"/>
     </w:p>
     <w:p>
       <w:pPr>
@@ -203,7 +205,147 @@
           <w:sz w:val="24"/>
           <w:lang w:val="en-GB"/>
         </w:rPr>
-        <w:t>(համատեղ սեփականությամբ պատկանող գույքի օտարման, գրավադրման մասին)</w:t>
+        <w:t>(</w:t>
+      </w:r>
+      <w:proofErr w:type="spellStart"/>
+      <w:r>
+        <w:rPr>
+          <w:i/>
+          <w:iCs/>
+          <w:sz w:val="24"/>
+          <w:lang w:val="en-GB"/>
+        </w:rPr>
+        <w:t>համատեղ</w:t>
+      </w:r>
+      <w:proofErr w:type="spellEnd"/>
+      <w:r>
+        <w:rPr>
+          <w:i/>
+          <w:iCs/>
+          <w:sz w:val="24"/>
+          <w:lang w:val="en-GB"/>
+        </w:rPr>
+        <w:t xml:space="preserve"> </w:t>
+      </w:r>
+      <w:proofErr w:type="spellStart"/>
+      <w:r>
+        <w:rPr>
+          <w:i/>
+          <w:iCs/>
+          <w:sz w:val="24"/>
+          <w:lang w:val="en-GB"/>
+        </w:rPr>
+        <w:t>սեփականությամբ</w:t>
+      </w:r>
+      <w:proofErr w:type="spellEnd"/>
+      <w:r>
+        <w:rPr>
+          <w:i/>
+          <w:iCs/>
+          <w:sz w:val="24"/>
+          <w:lang w:val="en-GB"/>
+        </w:rPr>
+        <w:t xml:space="preserve"> </w:t>
+      </w:r>
+      <w:proofErr w:type="spellStart"/>
+      <w:r>
+        <w:rPr>
+          <w:i/>
+          <w:iCs/>
+          <w:sz w:val="24"/>
+          <w:lang w:val="en-GB"/>
+        </w:rPr>
+        <w:t>պատկանող</w:t>
+      </w:r>
+      <w:proofErr w:type="spellEnd"/>
+      <w:r>
+        <w:rPr>
+          <w:i/>
+          <w:iCs/>
+          <w:sz w:val="24"/>
+          <w:lang w:val="en-GB"/>
+        </w:rPr>
+        <w:t xml:space="preserve"> </w:t>
+      </w:r>
+      <w:proofErr w:type="spellStart"/>
+      <w:r>
+        <w:rPr>
+          <w:i/>
+          <w:iCs/>
+          <w:sz w:val="24"/>
+          <w:lang w:val="en-GB"/>
+        </w:rPr>
+        <w:t>գույքի</w:t>
+      </w:r>
+      <w:proofErr w:type="spellEnd"/>
+      <w:r>
+        <w:rPr>
+          <w:i/>
+          <w:iCs/>
+          <w:sz w:val="24"/>
+          <w:lang w:val="en-GB"/>
+        </w:rPr>
+        <w:t xml:space="preserve"> </w:t>
+      </w:r>
+      <w:proofErr w:type="spellStart"/>
+      <w:r>
+        <w:rPr>
+          <w:i/>
+          <w:iCs/>
+          <w:sz w:val="24"/>
+          <w:lang w:val="en-GB"/>
+        </w:rPr>
+        <w:t>օտարման</w:t>
+      </w:r>
+      <w:proofErr w:type="spellEnd"/>
+      <w:r>
+        <w:rPr>
+          <w:i/>
+          <w:iCs/>
+          <w:sz w:val="24"/>
+          <w:lang w:val="en-GB"/>
+        </w:rPr>
+        <w:t xml:space="preserve">, </w:t>
+      </w:r>
+      <w:proofErr w:type="spellStart"/>
+      <w:r>
+        <w:rPr>
+          <w:i/>
+          <w:iCs/>
+          <w:sz w:val="24"/>
+          <w:lang w:val="en-GB"/>
+        </w:rPr>
+        <w:t>գրավադրման</w:t>
+      </w:r>
+      <w:proofErr w:type="spellEnd"/>
+      <w:r>
+        <w:rPr>
+          <w:i/>
+          <w:iCs/>
+          <w:sz w:val="24"/>
+          <w:lang w:val="en-GB"/>
+        </w:rPr>
+        <w:t xml:space="preserve"> </w:t>
+      </w:r>
+      <w:proofErr w:type="spellStart"/>
+      <w:r>
+        <w:rPr>
+          <w:i/>
+          <w:iCs/>
+          <w:sz w:val="24"/>
+          <w:lang w:val="en-GB"/>
+        </w:rPr>
+        <w:t>մասին</w:t>
+      </w:r>
+      <w:proofErr w:type="spellEnd"/>
+      <w:r>
+        <w:rPr>
+          <w:i/>
+          <w:iCs/>
+          <w:sz w:val="24"/>
+          <w:lang w:val="en-GB"/>
+        </w:rPr>
+        <w:t>)</w:t>
       </w:r>
     </w:p>
     <w:p>
@@ -257,8 +399,19 @@
                 <w:i/>
                 <w:iCs/>
               </w:rPr>
-              <w:t>ք. Երևան</w:t>
+              <w:t xml:space="preserve">ք. </w:t>
             </w:r>
+            <w:proofErr w:type="spellStart"/>
+            <w:r>
+              <w:rPr>
+                <w:b/>
+                <w:bCs/>
+                <w:i/>
+                <w:iCs/>
+              </w:rPr>
+              <w:t>Երևան</w:t>
+            </w:r>
+            <w:proofErr w:type="spellEnd"/>
           </w:p>
         </w:tc>
         <w:tc>
@@ -286,6 +439,7 @@
               </w:rPr>
               <w:t xml:space="preserve">${date} </w:t>
             </w:r>
+            <w:proofErr w:type="spellStart"/>
             <w:r>
               <w:rPr>
                 <w:b/>
@@ -296,6 +450,7 @@
               </w:rPr>
               <w:t>թվական</w:t>
             </w:r>
+            <w:proofErr w:type="spellEnd"/>
           </w:p>
         </w:tc>
       </w:tr>
@@ -320,11 +475,19 @@
           <w:lang w:val="hy-AM"/>
         </w:rPr>
       </w:pPr>
-      <w:r>
-        <w:rPr>
-          <w:sz w:val="24"/>
-        </w:rPr>
-        <w:t>Ես՝</w:t>
+      <w:proofErr w:type="spellStart"/>
+      <w:r>
+        <w:rPr>
+          <w:sz w:val="24"/>
+        </w:rPr>
+        <w:t>Ես</w:t>
+      </w:r>
+      <w:proofErr w:type="spellEnd"/>
+      <w:r>
+        <w:rPr>
+          <w:sz w:val="24"/>
+        </w:rPr>
+        <w:t>՝</w:t>
       </w:r>
       <w:r>
         <w:rPr>
@@ -335,8 +498,9 @@
           <w:sz w:val="24"/>
           <w:lang w:val="en-GB"/>
         </w:rPr>
-        <w:t xml:space="preserve">                                                   </w:t>
-      </w:r>
+        <w:t xml:space="preserve">                                                 </w:t>
+      </w:r>
+      <w:proofErr w:type="gramStart"/>
       <w:r>
         <w:rPr>
           <w:b/>
@@ -344,14 +508,72 @@
           <w:i/>
           <w:iCs/>
           <w:sz w:val="24"/>
+          <w:lang w:val="en-GB"/>
+        </w:rPr>
+        <w:t xml:space="preserve">  </w:t>
+      </w:r>
+      <w:r>
+        <w:rPr>
+          <w:b/>
+          <w:bCs/>
+          <w:i/>
+          <w:iCs/>
+          <w:sz w:val="24"/>
+        </w:rPr>
+        <w:t>,</w:t>
+      </w:r>
+      <w:proofErr w:type="gramEnd"/>
+      <w:r>
+        <w:rPr>
+          <w:b/>
+          <w:bCs/>
+          <w:i/>
+          <w:iCs/>
+          <w:sz w:val="24"/>
+        </w:rPr>
+        <w:t xml:space="preserve"> </w:t>
+      </w:r>
+      <w:proofErr w:type="spellStart"/>
+      <w:r>
+        <w:rPr>
+          <w:sz w:val="24"/>
+        </w:rPr>
+        <w:t>հայտարարում</w:t>
+      </w:r>
+      <w:proofErr w:type="spellEnd"/>
+      <w:r>
+        <w:rPr>
+          <w:sz w:val="24"/>
+        </w:rPr>
+        <w:t xml:space="preserve"> </w:t>
+      </w:r>
+      <w:proofErr w:type="spellStart"/>
+      <w:r>
+        <w:rPr>
+          <w:sz w:val="24"/>
+        </w:rPr>
+        <w:t>եմ</w:t>
+      </w:r>
+      <w:proofErr w:type="spellEnd"/>
+      <w:r>
+        <w:rPr>
+          <w:sz w:val="24"/>
         </w:rPr>
         <w:t xml:space="preserve">, </w:t>
       </w:r>
-      <w:r>
-        <w:rPr>
-          <w:sz w:val="24"/>
-        </w:rPr>
-        <w:t xml:space="preserve">հայտարարում եմ, որ </w:t>
+      <w:proofErr w:type="spellStart"/>
+      <w:r>
+        <w:rPr>
+          <w:sz w:val="24"/>
+        </w:rPr>
+        <w:t>որ</w:t>
+      </w:r>
+      <w:proofErr w:type="spellEnd"/>
+      <w:r>
+        <w:rPr>
+          <w:sz w:val="24"/>
+        </w:rPr>
+        <w:t xml:space="preserve"> </w:t>
       </w:r>
       <w:r>
         <w:rPr>
@@ -401,6 +623,17 @@
       </w:r>
       <w:r>
         <w:rPr>
+          <w:b/>
+          <w:bCs/>
+          <w:i/>
+          <w:iCs/>
+          <w:sz w:val="24"/>
+          <w:lang w:val="hy-AM"/>
+        </w:rPr>
+        <w:t xml:space="preserve"> </w:t>
+      </w:r>
+      <w:r>
+        <w:rPr>
           <w:sz w:val="24"/>
           <w:lang w:val="hy-AM"/>
         </w:rPr>
@@ -451,26 +684,796 @@
           <w:lang w:val="en-GB"/>
         </w:rPr>
       </w:pPr>
-      <w:r>
-        <w:rPr>
-          <w:sz w:val="24"/>
-          <w:lang w:val="en-GB"/>
-        </w:rPr>
-        <w:t>Սույն համաձայնությամբ տալիս եմ իմ անվերապահ համաձայնությունը, որ իմ ամուսինը (կինը) «Ակրեդիտ» վարկային միություն ՍՊԸ-ում ունեցած կամ ապագայում ձեռք բերվող պարտավորությունների կատարման ամբողջական ապահովման համար «Ակրեդիտ» վարկային միություն ՍՊԸ-ի հետ ցանկացած ձևով կնքի տրանսպորտային</w:t>
-      </w:r>
+      <w:proofErr w:type="spellStart"/>
+      <w:r>
+        <w:rPr>
+          <w:sz w:val="24"/>
+          <w:lang w:val="en-GB"/>
+        </w:rPr>
+        <w:t>Սույն</w:t>
+      </w:r>
+      <w:proofErr w:type="spellEnd"/>
+      <w:r>
+        <w:rPr>
+          <w:sz w:val="24"/>
+          <w:lang w:val="en-GB"/>
+        </w:rPr>
+        <w:t xml:space="preserve"> </w:t>
+      </w:r>
+      <w:proofErr w:type="spellStart"/>
+      <w:r>
+        <w:rPr>
+          <w:sz w:val="24"/>
+          <w:lang w:val="en-GB"/>
+        </w:rPr>
+        <w:t>համաձայնությամբ</w:t>
+      </w:r>
+      <w:proofErr w:type="spellEnd"/>
+      <w:r>
+        <w:rPr>
+          <w:sz w:val="24"/>
+          <w:lang w:val="en-GB"/>
+        </w:rPr>
+        <w:t xml:space="preserve"> </w:t>
+      </w:r>
+      <w:proofErr w:type="spellStart"/>
+      <w:r>
+        <w:rPr>
+          <w:sz w:val="24"/>
+          <w:lang w:val="en-GB"/>
+        </w:rPr>
+        <w:t>տալիս</w:t>
+      </w:r>
+      <w:proofErr w:type="spellEnd"/>
+      <w:r>
+        <w:rPr>
+          <w:sz w:val="24"/>
+          <w:lang w:val="en-GB"/>
+        </w:rPr>
+        <w:t xml:space="preserve"> </w:t>
+      </w:r>
+      <w:proofErr w:type="spellStart"/>
+      <w:r>
+        <w:rPr>
+          <w:sz w:val="24"/>
+          <w:lang w:val="en-GB"/>
+        </w:rPr>
+        <w:t>եմ</w:t>
+      </w:r>
+      <w:proofErr w:type="spellEnd"/>
+      <w:r>
+        <w:rPr>
+          <w:sz w:val="24"/>
+          <w:lang w:val="en-GB"/>
+        </w:rPr>
+        <w:t xml:space="preserve"> </w:t>
+      </w:r>
+      <w:proofErr w:type="spellStart"/>
+      <w:r>
+        <w:rPr>
+          <w:sz w:val="24"/>
+          <w:lang w:val="en-GB"/>
+        </w:rPr>
+        <w:t>իմ</w:t>
+      </w:r>
+      <w:proofErr w:type="spellEnd"/>
+      <w:r>
+        <w:rPr>
+          <w:sz w:val="24"/>
+          <w:lang w:val="en-GB"/>
+        </w:rPr>
+        <w:t xml:space="preserve"> </w:t>
+      </w:r>
+      <w:proofErr w:type="spellStart"/>
+      <w:r>
+        <w:rPr>
+          <w:sz w:val="24"/>
+          <w:lang w:val="en-GB"/>
+        </w:rPr>
+        <w:t>անվերապահ</w:t>
+      </w:r>
+      <w:proofErr w:type="spellEnd"/>
+      <w:r>
+        <w:rPr>
+          <w:sz w:val="24"/>
+          <w:lang w:val="en-GB"/>
+        </w:rPr>
+        <w:t xml:space="preserve"> </w:t>
+      </w:r>
+      <w:proofErr w:type="spellStart"/>
+      <w:r>
+        <w:rPr>
+          <w:sz w:val="24"/>
+          <w:lang w:val="en-GB"/>
+        </w:rPr>
+        <w:t>համաձայնությունը</w:t>
+      </w:r>
+      <w:proofErr w:type="spellEnd"/>
+      <w:r>
+        <w:rPr>
+          <w:sz w:val="24"/>
+          <w:lang w:val="en-GB"/>
+        </w:rPr>
+        <w:t xml:space="preserve">, </w:t>
+      </w:r>
+      <w:proofErr w:type="spellStart"/>
+      <w:r>
+        <w:rPr>
+          <w:sz w:val="24"/>
+          <w:lang w:val="en-GB"/>
+        </w:rPr>
+        <w:t>որ</w:t>
+      </w:r>
+      <w:proofErr w:type="spellEnd"/>
+      <w:r>
+        <w:rPr>
+          <w:sz w:val="24"/>
+          <w:lang w:val="en-GB"/>
+        </w:rPr>
+        <w:t xml:space="preserve"> </w:t>
+      </w:r>
+      <w:proofErr w:type="spellStart"/>
+      <w:r>
+        <w:rPr>
+          <w:sz w:val="24"/>
+          <w:lang w:val="en-GB"/>
+        </w:rPr>
+        <w:t>իմ</w:t>
+      </w:r>
+      <w:proofErr w:type="spellEnd"/>
+      <w:r>
+        <w:rPr>
+          <w:sz w:val="24"/>
+          <w:lang w:val="en-GB"/>
+        </w:rPr>
+        <w:t xml:space="preserve"> </w:t>
+      </w:r>
+      <w:proofErr w:type="spellStart"/>
+      <w:r>
+        <w:rPr>
+          <w:sz w:val="24"/>
+          <w:lang w:val="en-GB"/>
+        </w:rPr>
+        <w:t>ամուսինը</w:t>
+      </w:r>
+      <w:proofErr w:type="spellEnd"/>
+      <w:r>
+        <w:rPr>
+          <w:sz w:val="24"/>
+          <w:lang w:val="en-GB"/>
+        </w:rPr>
+        <w:t xml:space="preserve"> (</w:t>
+      </w:r>
+      <w:proofErr w:type="spellStart"/>
+      <w:r>
+        <w:rPr>
+          <w:sz w:val="24"/>
+          <w:lang w:val="en-GB"/>
+        </w:rPr>
+        <w:t>կինը</w:t>
+      </w:r>
+      <w:proofErr w:type="spellEnd"/>
+      <w:r>
+        <w:rPr>
+          <w:sz w:val="24"/>
+          <w:lang w:val="en-GB"/>
+        </w:rPr>
+        <w:t>) «</w:t>
+      </w:r>
+      <w:proofErr w:type="spellStart"/>
+      <w:r>
+        <w:rPr>
+          <w:sz w:val="24"/>
+          <w:lang w:val="en-GB"/>
+        </w:rPr>
+        <w:t>Ակրեդիտ</w:t>
+      </w:r>
+      <w:proofErr w:type="spellEnd"/>
+      <w:r>
+        <w:rPr>
+          <w:sz w:val="24"/>
+          <w:lang w:val="en-GB"/>
+        </w:rPr>
+        <w:t xml:space="preserve">» </w:t>
+      </w:r>
+      <w:proofErr w:type="spellStart"/>
+      <w:r>
+        <w:rPr>
+          <w:sz w:val="24"/>
+          <w:lang w:val="en-GB"/>
+        </w:rPr>
+        <w:t>վարկային</w:t>
+      </w:r>
+      <w:proofErr w:type="spellEnd"/>
+      <w:r>
+        <w:rPr>
+          <w:sz w:val="24"/>
+          <w:lang w:val="en-GB"/>
+        </w:rPr>
+        <w:t xml:space="preserve"> </w:t>
+      </w:r>
+      <w:proofErr w:type="spellStart"/>
+      <w:r>
+        <w:rPr>
+          <w:sz w:val="24"/>
+          <w:lang w:val="en-GB"/>
+        </w:rPr>
+        <w:t>միություն</w:t>
+      </w:r>
+      <w:proofErr w:type="spellEnd"/>
+      <w:r>
+        <w:rPr>
+          <w:sz w:val="24"/>
+          <w:lang w:val="en-GB"/>
+        </w:rPr>
+        <w:t xml:space="preserve"> ՍՊԸ-</w:t>
+      </w:r>
+      <w:proofErr w:type="spellStart"/>
+      <w:r>
+        <w:rPr>
+          <w:sz w:val="24"/>
+          <w:lang w:val="en-GB"/>
+        </w:rPr>
+        <w:t>ում</w:t>
+      </w:r>
+      <w:proofErr w:type="spellEnd"/>
+      <w:r>
+        <w:rPr>
+          <w:sz w:val="24"/>
+          <w:lang w:val="en-GB"/>
+        </w:rPr>
+        <w:t xml:space="preserve"> </w:t>
+      </w:r>
+      <w:proofErr w:type="spellStart"/>
+      <w:r>
+        <w:rPr>
+          <w:sz w:val="24"/>
+          <w:lang w:val="en-GB"/>
+        </w:rPr>
+        <w:t>ունեցած</w:t>
+      </w:r>
+      <w:proofErr w:type="spellEnd"/>
+      <w:r>
+        <w:rPr>
+          <w:sz w:val="24"/>
+          <w:lang w:val="en-GB"/>
+        </w:rPr>
+        <w:t xml:space="preserve"> </w:t>
+      </w:r>
+      <w:proofErr w:type="spellStart"/>
+      <w:r>
+        <w:rPr>
+          <w:sz w:val="24"/>
+          <w:lang w:val="en-GB"/>
+        </w:rPr>
+        <w:t>կամ</w:t>
+      </w:r>
+      <w:proofErr w:type="spellEnd"/>
+      <w:r>
+        <w:rPr>
+          <w:sz w:val="24"/>
+          <w:lang w:val="en-GB"/>
+        </w:rPr>
+        <w:t xml:space="preserve"> </w:t>
+      </w:r>
+      <w:proofErr w:type="spellStart"/>
+      <w:r>
+        <w:rPr>
+          <w:sz w:val="24"/>
+          <w:lang w:val="en-GB"/>
+        </w:rPr>
+        <w:t>ապագայում</w:t>
+      </w:r>
+      <w:proofErr w:type="spellEnd"/>
+      <w:r>
+        <w:rPr>
+          <w:sz w:val="24"/>
+          <w:lang w:val="en-GB"/>
+        </w:rPr>
+        <w:t xml:space="preserve"> </w:t>
+      </w:r>
+      <w:proofErr w:type="spellStart"/>
+      <w:r>
+        <w:rPr>
+          <w:sz w:val="24"/>
+          <w:lang w:val="en-GB"/>
+        </w:rPr>
+        <w:t>ձեռք</w:t>
+      </w:r>
+      <w:proofErr w:type="spellEnd"/>
+      <w:r>
+        <w:rPr>
+          <w:sz w:val="24"/>
+          <w:lang w:val="en-GB"/>
+        </w:rPr>
+        <w:t xml:space="preserve"> </w:t>
+      </w:r>
+      <w:proofErr w:type="spellStart"/>
+      <w:r>
+        <w:rPr>
+          <w:sz w:val="24"/>
+          <w:lang w:val="en-GB"/>
+        </w:rPr>
+        <w:t>բերվող</w:t>
+      </w:r>
+      <w:proofErr w:type="spellEnd"/>
+      <w:r>
+        <w:rPr>
+          <w:sz w:val="24"/>
+          <w:lang w:val="en-GB"/>
+        </w:rPr>
+        <w:t xml:space="preserve"> </w:t>
+      </w:r>
+      <w:proofErr w:type="spellStart"/>
+      <w:r>
+        <w:rPr>
+          <w:sz w:val="24"/>
+          <w:lang w:val="en-GB"/>
+        </w:rPr>
+        <w:t>պարտավորությունների</w:t>
+      </w:r>
+      <w:proofErr w:type="spellEnd"/>
+      <w:r>
+        <w:rPr>
+          <w:sz w:val="24"/>
+          <w:lang w:val="en-GB"/>
+        </w:rPr>
+        <w:t xml:space="preserve"> </w:t>
+      </w:r>
+      <w:proofErr w:type="spellStart"/>
+      <w:r>
+        <w:rPr>
+          <w:sz w:val="24"/>
+          <w:lang w:val="en-GB"/>
+        </w:rPr>
+        <w:t>կատարման</w:t>
+      </w:r>
+      <w:proofErr w:type="spellEnd"/>
+      <w:r>
+        <w:rPr>
+          <w:sz w:val="24"/>
+          <w:lang w:val="en-GB"/>
+        </w:rPr>
+        <w:t xml:space="preserve"> </w:t>
+      </w:r>
+      <w:proofErr w:type="spellStart"/>
+      <w:r>
+        <w:rPr>
+          <w:sz w:val="24"/>
+          <w:lang w:val="en-GB"/>
+        </w:rPr>
+        <w:t>ամբողջական</w:t>
+      </w:r>
+      <w:proofErr w:type="spellEnd"/>
+      <w:r>
+        <w:rPr>
+          <w:sz w:val="24"/>
+          <w:lang w:val="en-GB"/>
+        </w:rPr>
+        <w:t xml:space="preserve"> </w:t>
+      </w:r>
+      <w:proofErr w:type="spellStart"/>
+      <w:r>
+        <w:rPr>
+          <w:sz w:val="24"/>
+          <w:lang w:val="en-GB"/>
+        </w:rPr>
+        <w:t>ապահովման</w:t>
+      </w:r>
+      <w:proofErr w:type="spellEnd"/>
+      <w:r>
+        <w:rPr>
+          <w:sz w:val="24"/>
+          <w:lang w:val="en-GB"/>
+        </w:rPr>
+        <w:t xml:space="preserve"> </w:t>
+      </w:r>
+      <w:proofErr w:type="spellStart"/>
+      <w:r>
+        <w:rPr>
+          <w:sz w:val="24"/>
+          <w:lang w:val="en-GB"/>
+        </w:rPr>
+        <w:t>համար</w:t>
+      </w:r>
+      <w:proofErr w:type="spellEnd"/>
+      <w:r>
+        <w:rPr>
+          <w:sz w:val="24"/>
+          <w:lang w:val="en-GB"/>
+        </w:rPr>
+        <w:t xml:space="preserve"> «</w:t>
+      </w:r>
+      <w:proofErr w:type="spellStart"/>
+      <w:r>
+        <w:rPr>
+          <w:sz w:val="24"/>
+          <w:lang w:val="en-GB"/>
+        </w:rPr>
+        <w:t>Ակրեդիտ</w:t>
+      </w:r>
+      <w:proofErr w:type="spellEnd"/>
+      <w:r>
+        <w:rPr>
+          <w:sz w:val="24"/>
+          <w:lang w:val="en-GB"/>
+        </w:rPr>
+        <w:t xml:space="preserve">» </w:t>
+      </w:r>
+      <w:proofErr w:type="spellStart"/>
+      <w:r>
+        <w:rPr>
+          <w:sz w:val="24"/>
+          <w:lang w:val="en-GB"/>
+        </w:rPr>
+        <w:t>վարկային</w:t>
+      </w:r>
+      <w:proofErr w:type="spellEnd"/>
+      <w:r>
+        <w:rPr>
+          <w:sz w:val="24"/>
+          <w:lang w:val="en-GB"/>
+        </w:rPr>
+        <w:t xml:space="preserve"> </w:t>
+      </w:r>
+      <w:proofErr w:type="spellStart"/>
+      <w:r>
+        <w:rPr>
+          <w:sz w:val="24"/>
+          <w:lang w:val="en-GB"/>
+        </w:rPr>
+        <w:t>միություն</w:t>
+      </w:r>
+      <w:proofErr w:type="spellEnd"/>
+      <w:r>
+        <w:rPr>
+          <w:sz w:val="24"/>
+          <w:lang w:val="en-GB"/>
+        </w:rPr>
+        <w:t xml:space="preserve"> ՍՊԸ-ի </w:t>
+      </w:r>
+      <w:proofErr w:type="spellStart"/>
+      <w:r>
+        <w:rPr>
+          <w:sz w:val="24"/>
+          <w:lang w:val="en-GB"/>
+        </w:rPr>
+        <w:t>հետ</w:t>
+      </w:r>
+      <w:proofErr w:type="spellEnd"/>
+      <w:r>
+        <w:rPr>
+          <w:sz w:val="24"/>
+          <w:lang w:val="en-GB"/>
+        </w:rPr>
+        <w:t xml:space="preserve"> </w:t>
+      </w:r>
+      <w:proofErr w:type="spellStart"/>
+      <w:r>
+        <w:rPr>
+          <w:sz w:val="24"/>
+          <w:lang w:val="en-GB"/>
+        </w:rPr>
+        <w:t>ցանկացած</w:t>
+      </w:r>
+      <w:proofErr w:type="spellEnd"/>
+      <w:r>
+        <w:rPr>
+          <w:sz w:val="24"/>
+          <w:lang w:val="en-GB"/>
+        </w:rPr>
+        <w:t xml:space="preserve"> </w:t>
+      </w:r>
+      <w:proofErr w:type="spellStart"/>
+      <w:r>
+        <w:rPr>
+          <w:sz w:val="24"/>
+          <w:lang w:val="en-GB"/>
+        </w:rPr>
+        <w:t>ձևով</w:t>
+      </w:r>
+      <w:proofErr w:type="spellEnd"/>
+      <w:r>
+        <w:rPr>
+          <w:sz w:val="24"/>
+          <w:lang w:val="en-GB"/>
+        </w:rPr>
+        <w:t xml:space="preserve"> </w:t>
+      </w:r>
+      <w:proofErr w:type="spellStart"/>
+      <w:r>
+        <w:rPr>
+          <w:sz w:val="24"/>
+          <w:lang w:val="en-GB"/>
+        </w:rPr>
+        <w:t>կնքի</w:t>
+      </w:r>
+      <w:proofErr w:type="spellEnd"/>
+      <w:r>
+        <w:rPr>
+          <w:sz w:val="24"/>
+          <w:lang w:val="en-GB"/>
+        </w:rPr>
+        <w:t xml:space="preserve"> </w:t>
+      </w:r>
+      <w:proofErr w:type="spellStart"/>
+      <w:r>
+        <w:rPr>
+          <w:sz w:val="24"/>
+          <w:lang w:val="en-GB"/>
+        </w:rPr>
+        <w:t>տրանսպորտային</w:t>
+      </w:r>
+      <w:proofErr w:type="spellEnd"/>
       <w:r>
         <w:rPr>
           <w:sz w:val="24"/>
           <w:lang w:val="x-none"/>
         </w:rPr>
-        <w:t xml:space="preserve"> միջոցի գրավի պայմանագիր և մեր համատեղ սեփականություն համարվող տրանսպորտային միջոցի նկատմամբ գրանցվի </w:t>
-      </w:r>
-      <w:r>
-        <w:rPr>
-          <w:sz w:val="24"/>
-          <w:lang w:val="en-GB"/>
-        </w:rPr>
-        <w:t xml:space="preserve">«Ակրեդիտ» վարկային միություն ՍՊԸ-ի գրավի իրավունքը։ </w:t>
+        <w:t xml:space="preserve"> </w:t>
+      </w:r>
+      <w:proofErr w:type="spellStart"/>
+      <w:r>
+        <w:rPr>
+          <w:sz w:val="24"/>
+          <w:lang w:val="x-none"/>
+        </w:rPr>
+        <w:t>միջոցի</w:t>
+      </w:r>
+      <w:proofErr w:type="spellEnd"/>
+      <w:r>
+        <w:rPr>
+          <w:sz w:val="24"/>
+          <w:lang w:val="x-none"/>
+        </w:rPr>
+        <w:t xml:space="preserve"> </w:t>
+      </w:r>
+      <w:proofErr w:type="spellStart"/>
+      <w:r>
+        <w:rPr>
+          <w:sz w:val="24"/>
+          <w:lang w:val="x-none"/>
+        </w:rPr>
+        <w:t>գրավի</w:t>
+      </w:r>
+      <w:proofErr w:type="spellEnd"/>
+      <w:r>
+        <w:rPr>
+          <w:sz w:val="24"/>
+          <w:lang w:val="x-none"/>
+        </w:rPr>
+        <w:t xml:space="preserve"> </w:t>
+      </w:r>
+      <w:proofErr w:type="spellStart"/>
+      <w:r>
+        <w:rPr>
+          <w:sz w:val="24"/>
+          <w:lang w:val="x-none"/>
+        </w:rPr>
+        <w:t>պայմանագիր</w:t>
+      </w:r>
+      <w:proofErr w:type="spellEnd"/>
+      <w:r>
+        <w:rPr>
+          <w:sz w:val="24"/>
+          <w:lang w:val="x-none"/>
+        </w:rPr>
+        <w:t xml:space="preserve"> և </w:t>
+      </w:r>
+      <w:proofErr w:type="spellStart"/>
+      <w:r>
+        <w:rPr>
+          <w:sz w:val="24"/>
+          <w:lang w:val="x-none"/>
+        </w:rPr>
+        <w:t>մեր</w:t>
+      </w:r>
+      <w:proofErr w:type="spellEnd"/>
+      <w:r>
+        <w:rPr>
+          <w:sz w:val="24"/>
+          <w:lang w:val="x-none"/>
+        </w:rPr>
+        <w:t xml:space="preserve"> </w:t>
+      </w:r>
+      <w:proofErr w:type="spellStart"/>
+      <w:r>
+        <w:rPr>
+          <w:sz w:val="24"/>
+          <w:lang w:val="x-none"/>
+        </w:rPr>
+        <w:t>համատեղ</w:t>
+      </w:r>
+      <w:proofErr w:type="spellEnd"/>
+      <w:r>
+        <w:rPr>
+          <w:sz w:val="24"/>
+          <w:lang w:val="x-none"/>
+        </w:rPr>
+        <w:t xml:space="preserve"> </w:t>
+      </w:r>
+      <w:proofErr w:type="spellStart"/>
+      <w:r>
+        <w:rPr>
+          <w:sz w:val="24"/>
+          <w:lang w:val="x-none"/>
+        </w:rPr>
+        <w:t>սեփականություն</w:t>
+      </w:r>
+      <w:proofErr w:type="spellEnd"/>
+      <w:r>
+        <w:rPr>
+          <w:sz w:val="24"/>
+          <w:lang w:val="x-none"/>
+        </w:rPr>
+        <w:t xml:space="preserve"> </w:t>
+      </w:r>
+      <w:proofErr w:type="spellStart"/>
+      <w:r>
+        <w:rPr>
+          <w:sz w:val="24"/>
+          <w:lang w:val="x-none"/>
+        </w:rPr>
+        <w:t>համարվող</w:t>
+      </w:r>
+      <w:proofErr w:type="spellEnd"/>
+      <w:r>
+        <w:rPr>
+          <w:sz w:val="24"/>
+          <w:lang w:val="x-none"/>
+        </w:rPr>
+        <w:t xml:space="preserve"> </w:t>
+      </w:r>
+      <w:proofErr w:type="spellStart"/>
+      <w:r>
+        <w:rPr>
+          <w:sz w:val="24"/>
+          <w:lang w:val="x-none"/>
+        </w:rPr>
+        <w:t>տրանսպորտային</w:t>
+      </w:r>
+      <w:proofErr w:type="spellEnd"/>
+      <w:r>
+        <w:rPr>
+          <w:sz w:val="24"/>
+          <w:lang w:val="x-none"/>
+        </w:rPr>
+        <w:t xml:space="preserve"> </w:t>
+      </w:r>
+      <w:proofErr w:type="spellStart"/>
+      <w:r>
+        <w:rPr>
+          <w:sz w:val="24"/>
+          <w:lang w:val="x-none"/>
+        </w:rPr>
+        <w:t>միջոցի</w:t>
+      </w:r>
+      <w:proofErr w:type="spellEnd"/>
+      <w:r>
+        <w:rPr>
+          <w:sz w:val="24"/>
+          <w:lang w:val="x-none"/>
+        </w:rPr>
+        <w:t xml:space="preserve"> </w:t>
+      </w:r>
+      <w:proofErr w:type="spellStart"/>
+      <w:r>
+        <w:rPr>
+          <w:sz w:val="24"/>
+          <w:lang w:val="x-none"/>
+        </w:rPr>
+        <w:t>նկատմամբ</w:t>
+      </w:r>
+      <w:proofErr w:type="spellEnd"/>
+      <w:r>
+        <w:rPr>
+          <w:sz w:val="24"/>
+          <w:lang w:val="x-none"/>
+        </w:rPr>
+        <w:t xml:space="preserve"> </w:t>
+      </w:r>
+      <w:proofErr w:type="spellStart"/>
+      <w:r>
+        <w:rPr>
+          <w:sz w:val="24"/>
+          <w:lang w:val="x-none"/>
+        </w:rPr>
+        <w:t>գրանցվի</w:t>
+      </w:r>
+      <w:proofErr w:type="spellEnd"/>
+      <w:r>
+        <w:rPr>
+          <w:sz w:val="24"/>
+          <w:lang w:val="x-none"/>
+        </w:rPr>
+        <w:t xml:space="preserve"> </w:t>
+      </w:r>
+      <w:r>
+        <w:rPr>
+          <w:sz w:val="24"/>
+          <w:lang w:val="en-GB"/>
+        </w:rPr>
+        <w:t>«</w:t>
+      </w:r>
+      <w:proofErr w:type="spellStart"/>
+      <w:r>
+        <w:rPr>
+          <w:sz w:val="24"/>
+          <w:lang w:val="en-GB"/>
+        </w:rPr>
+        <w:t>Ակրեդիտ</w:t>
+      </w:r>
+      <w:proofErr w:type="spellEnd"/>
+      <w:r>
+        <w:rPr>
+          <w:sz w:val="24"/>
+          <w:lang w:val="en-GB"/>
+        </w:rPr>
+        <w:t xml:space="preserve">» </w:t>
+      </w:r>
+      <w:proofErr w:type="spellStart"/>
+      <w:r>
+        <w:rPr>
+          <w:sz w:val="24"/>
+          <w:lang w:val="en-GB"/>
+        </w:rPr>
+        <w:t>վարկային</w:t>
+      </w:r>
+      <w:proofErr w:type="spellEnd"/>
+      <w:r>
+        <w:rPr>
+          <w:sz w:val="24"/>
+          <w:lang w:val="en-GB"/>
+        </w:rPr>
+        <w:t xml:space="preserve"> </w:t>
+      </w:r>
+      <w:proofErr w:type="spellStart"/>
+      <w:r>
+        <w:rPr>
+          <w:sz w:val="24"/>
+          <w:lang w:val="en-GB"/>
+        </w:rPr>
+        <w:t>միություն</w:t>
+      </w:r>
+      <w:proofErr w:type="spellEnd"/>
+      <w:r>
+        <w:rPr>
+          <w:sz w:val="24"/>
+          <w:lang w:val="en-GB"/>
+        </w:rPr>
+        <w:t xml:space="preserve"> ՍՊԸ-ի </w:t>
+      </w:r>
+      <w:proofErr w:type="spellStart"/>
+      <w:r>
+        <w:rPr>
+          <w:sz w:val="24"/>
+          <w:lang w:val="en-GB"/>
+        </w:rPr>
+        <w:t>գրավի</w:t>
+      </w:r>
+      <w:proofErr w:type="spellEnd"/>
+      <w:r>
+        <w:rPr>
+          <w:sz w:val="24"/>
+          <w:lang w:val="en-GB"/>
+        </w:rPr>
+        <w:t xml:space="preserve"> </w:t>
+      </w:r>
+      <w:proofErr w:type="spellStart"/>
+      <w:r>
+        <w:rPr>
+          <w:sz w:val="24"/>
+          <w:lang w:val="en-GB"/>
+        </w:rPr>
+        <w:t>իրավունքը</w:t>
+      </w:r>
+      <w:proofErr w:type="spellEnd"/>
+      <w:r>
+        <w:rPr>
+          <w:sz w:val="24"/>
+          <w:lang w:val="en-GB"/>
+        </w:rPr>
+        <w:t xml:space="preserve">։ </w:t>
       </w:r>
     </w:p>
     <w:tbl>
@@ -523,13 +1526,47 @@
                 <w:lang w:val="en-GB"/>
               </w:rPr>
             </w:pPr>
+            <w:proofErr w:type="spellStart"/>
             <w:r>
               <w:rPr>
                 <w:vertAlign w:val="superscript"/>
                 <w:lang w:val="en-GB"/>
               </w:rPr>
-              <w:t>անուն ազգանուն                                                           ստորագրություն</w:t>
+              <w:t>անուն</w:t>
             </w:r>
+            <w:proofErr w:type="spellEnd"/>
+            <w:r>
+              <w:rPr>
+                <w:vertAlign w:val="superscript"/>
+                <w:lang w:val="en-GB"/>
+              </w:rPr>
+              <w:t xml:space="preserve"> </w:t>
+            </w:r>
+            <w:proofErr w:type="spellStart"/>
+            <w:r>
+              <w:rPr>
+                <w:vertAlign w:val="superscript"/>
+                <w:lang w:val="en-GB"/>
+              </w:rPr>
+              <w:t>ազգանուն</w:t>
+            </w:r>
+            <w:proofErr w:type="spellEnd"/>
+            <w:r>
+              <w:rPr>
+                <w:vertAlign w:val="superscript"/>
+                <w:lang w:val="en-GB"/>
+              </w:rPr>
+              <w:t xml:space="preserve">                                                           </w:t>
+            </w:r>
+            <w:proofErr w:type="spellStart"/>
+            <w:r>
+              <w:rPr>
+                <w:vertAlign w:val="superscript"/>
+                <w:lang w:val="en-GB"/>
+              </w:rPr>
+              <w:t>ստորագրություն</w:t>
+            </w:r>
+            <w:proofErr w:type="spellEnd"/>
           </w:p>
         </w:tc>
       </w:tr>
@@ -542,12 +1579,373 @@
           <w:lang w:val="en-GB"/>
         </w:rPr>
       </w:pPr>
-      <w:r>
-        <w:rPr>
-          <w:sz w:val="24"/>
-          <w:lang w:val="en-GB"/>
-        </w:rPr>
-        <w:t xml:space="preserve">Գիտակցում եմ, որ եթե ամուսինս պատշաճ կերպով չկատարի իր վարկային և այլ վճարային պարտավորությունները, տրանսպորտային միջոցը կարող է արտադատական եղանակով բռնագանձվել ամուսնուս պարտավորությունների կատարման համար։ </w:t>
+      <w:proofErr w:type="spellStart"/>
+      <w:r>
+        <w:rPr>
+          <w:sz w:val="24"/>
+          <w:lang w:val="en-GB"/>
+        </w:rPr>
+        <w:t>Գիտակցում</w:t>
+      </w:r>
+      <w:proofErr w:type="spellEnd"/>
+      <w:r>
+        <w:rPr>
+          <w:sz w:val="24"/>
+          <w:lang w:val="en-GB"/>
+        </w:rPr>
+        <w:t xml:space="preserve"> </w:t>
+      </w:r>
+      <w:proofErr w:type="spellStart"/>
+      <w:r>
+        <w:rPr>
+          <w:sz w:val="24"/>
+          <w:lang w:val="en-GB"/>
+        </w:rPr>
+        <w:t>եմ</w:t>
+      </w:r>
+      <w:proofErr w:type="spellEnd"/>
+      <w:r>
+        <w:rPr>
+          <w:sz w:val="24"/>
+          <w:lang w:val="en-GB"/>
+        </w:rPr>
+        <w:t xml:space="preserve">, </w:t>
+      </w:r>
+      <w:proofErr w:type="spellStart"/>
+      <w:r>
+        <w:rPr>
+          <w:sz w:val="24"/>
+          <w:lang w:val="en-GB"/>
+        </w:rPr>
+        <w:t>որ</w:t>
+      </w:r>
+      <w:proofErr w:type="spellEnd"/>
+      <w:r>
+        <w:rPr>
+          <w:sz w:val="24"/>
+          <w:lang w:val="en-GB"/>
+        </w:rPr>
+        <w:t xml:space="preserve"> </w:t>
+      </w:r>
+      <w:proofErr w:type="spellStart"/>
+      <w:r>
+        <w:rPr>
+          <w:sz w:val="24"/>
+          <w:lang w:val="en-GB"/>
+        </w:rPr>
+        <w:t>եթե</w:t>
+      </w:r>
+      <w:proofErr w:type="spellEnd"/>
+      <w:r>
+        <w:rPr>
+          <w:sz w:val="24"/>
+          <w:lang w:val="en-GB"/>
+        </w:rPr>
+        <w:t xml:space="preserve"> </w:t>
+      </w:r>
+      <w:proofErr w:type="spellStart"/>
+      <w:r>
+        <w:rPr>
+          <w:sz w:val="24"/>
+          <w:lang w:val="en-GB"/>
+        </w:rPr>
+        <w:t>ամուսինս</w:t>
+      </w:r>
+      <w:proofErr w:type="spellEnd"/>
+      <w:r>
+        <w:rPr>
+          <w:sz w:val="24"/>
+          <w:lang w:val="en-GB"/>
+        </w:rPr>
+        <w:t xml:space="preserve"> </w:t>
+      </w:r>
+      <w:proofErr w:type="spellStart"/>
+      <w:r>
+        <w:rPr>
+          <w:sz w:val="24"/>
+          <w:lang w:val="en-GB"/>
+        </w:rPr>
+        <w:t>պատշաճ</w:t>
+      </w:r>
+      <w:proofErr w:type="spellEnd"/>
+      <w:r>
+        <w:rPr>
+          <w:sz w:val="24"/>
+          <w:lang w:val="en-GB"/>
+        </w:rPr>
+        <w:t xml:space="preserve"> </w:t>
+      </w:r>
+      <w:proofErr w:type="spellStart"/>
+      <w:r>
+        <w:rPr>
+          <w:sz w:val="24"/>
+          <w:lang w:val="en-GB"/>
+        </w:rPr>
+        <w:t>կերպով</w:t>
+      </w:r>
+      <w:proofErr w:type="spellEnd"/>
+      <w:r>
+        <w:rPr>
+          <w:sz w:val="24"/>
+          <w:lang w:val="en-GB"/>
+        </w:rPr>
+        <w:t xml:space="preserve"> </w:t>
+      </w:r>
+      <w:proofErr w:type="spellStart"/>
+      <w:r>
+        <w:rPr>
+          <w:sz w:val="24"/>
+          <w:lang w:val="en-GB"/>
+        </w:rPr>
+        <w:t>չկատարի</w:t>
+      </w:r>
+      <w:proofErr w:type="spellEnd"/>
+      <w:r>
+        <w:rPr>
+          <w:sz w:val="24"/>
+          <w:lang w:val="en-GB"/>
+        </w:rPr>
+        <w:t xml:space="preserve"> </w:t>
+      </w:r>
+      <w:proofErr w:type="spellStart"/>
+      <w:r>
+        <w:rPr>
+          <w:sz w:val="24"/>
+          <w:lang w:val="en-GB"/>
+        </w:rPr>
+        <w:t>իր</w:t>
+      </w:r>
+      <w:proofErr w:type="spellEnd"/>
+      <w:r>
+        <w:rPr>
+          <w:sz w:val="24"/>
+          <w:lang w:val="en-GB"/>
+        </w:rPr>
+        <w:t xml:space="preserve"> </w:t>
+      </w:r>
+      <w:proofErr w:type="spellStart"/>
+      <w:r>
+        <w:rPr>
+          <w:sz w:val="24"/>
+          <w:lang w:val="en-GB"/>
+        </w:rPr>
+        <w:t>վարկային</w:t>
+      </w:r>
+      <w:proofErr w:type="spellEnd"/>
+      <w:r>
+        <w:rPr>
+          <w:sz w:val="24"/>
+          <w:lang w:val="en-GB"/>
+        </w:rPr>
+        <w:t xml:space="preserve"> և </w:t>
+      </w:r>
+      <w:proofErr w:type="spellStart"/>
+      <w:r>
+        <w:rPr>
+          <w:sz w:val="24"/>
+          <w:lang w:val="en-GB"/>
+        </w:rPr>
+        <w:t>այլ</w:t>
+      </w:r>
+      <w:proofErr w:type="spellEnd"/>
+      <w:r>
+        <w:rPr>
+          <w:sz w:val="24"/>
+          <w:lang w:val="en-GB"/>
+        </w:rPr>
+        <w:t xml:space="preserve"> </w:t>
+      </w:r>
+      <w:proofErr w:type="spellStart"/>
+      <w:r>
+        <w:rPr>
+          <w:sz w:val="24"/>
+          <w:lang w:val="en-GB"/>
+        </w:rPr>
+        <w:t>վճարային</w:t>
+      </w:r>
+      <w:proofErr w:type="spellEnd"/>
+      <w:r>
+        <w:rPr>
+          <w:sz w:val="24"/>
+          <w:lang w:val="en-GB"/>
+        </w:rPr>
+        <w:t xml:space="preserve"> </w:t>
+      </w:r>
+      <w:proofErr w:type="spellStart"/>
+      <w:r>
+        <w:rPr>
+          <w:sz w:val="24"/>
+          <w:lang w:val="en-GB"/>
+        </w:rPr>
+        <w:t>պարտավորությունները</w:t>
+      </w:r>
+      <w:proofErr w:type="spellEnd"/>
+      <w:r>
+        <w:rPr>
+          <w:sz w:val="24"/>
+          <w:lang w:val="en-GB"/>
+        </w:rPr>
+        <w:t xml:space="preserve">, </w:t>
+      </w:r>
+      <w:proofErr w:type="spellStart"/>
+      <w:r>
+        <w:rPr>
+          <w:sz w:val="24"/>
+          <w:lang w:val="en-GB"/>
+        </w:rPr>
+        <w:t>տրանսպորտային</w:t>
+      </w:r>
+      <w:proofErr w:type="spellEnd"/>
+      <w:r>
+        <w:rPr>
+          <w:sz w:val="24"/>
+          <w:lang w:val="en-GB"/>
+        </w:rPr>
+        <w:t xml:space="preserve"> </w:t>
+      </w:r>
+      <w:proofErr w:type="spellStart"/>
+      <w:r>
+        <w:rPr>
+          <w:sz w:val="24"/>
+          <w:lang w:val="en-GB"/>
+        </w:rPr>
+        <w:t>միջոցը</w:t>
+      </w:r>
+      <w:proofErr w:type="spellEnd"/>
+      <w:r>
+        <w:rPr>
+          <w:sz w:val="24"/>
+          <w:lang w:val="en-GB"/>
+        </w:rPr>
+        <w:t xml:space="preserve"> </w:t>
+      </w:r>
+      <w:proofErr w:type="spellStart"/>
+      <w:r>
+        <w:rPr>
+          <w:sz w:val="24"/>
+          <w:lang w:val="en-GB"/>
+        </w:rPr>
+        <w:t>կարող</w:t>
+      </w:r>
+      <w:proofErr w:type="spellEnd"/>
+      <w:r>
+        <w:rPr>
+          <w:sz w:val="24"/>
+          <w:lang w:val="en-GB"/>
+        </w:rPr>
+        <w:t xml:space="preserve"> է </w:t>
+      </w:r>
+      <w:proofErr w:type="spellStart"/>
+      <w:r>
+        <w:rPr>
+          <w:sz w:val="24"/>
+          <w:lang w:val="en-GB"/>
+        </w:rPr>
+        <w:t>արտադատական</w:t>
+      </w:r>
+      <w:proofErr w:type="spellEnd"/>
+      <w:r>
+        <w:rPr>
+          <w:sz w:val="24"/>
+          <w:lang w:val="en-GB"/>
+        </w:rPr>
+        <w:t xml:space="preserve"> </w:t>
+      </w:r>
+      <w:proofErr w:type="spellStart"/>
+      <w:r>
+        <w:rPr>
+          <w:sz w:val="24"/>
+          <w:lang w:val="en-GB"/>
+        </w:rPr>
+        <w:t>եղանակով</w:t>
+      </w:r>
+      <w:proofErr w:type="spellEnd"/>
+      <w:r>
+        <w:rPr>
+          <w:sz w:val="24"/>
+          <w:lang w:val="en-GB"/>
+        </w:rPr>
+        <w:t xml:space="preserve"> </w:t>
+      </w:r>
+      <w:proofErr w:type="spellStart"/>
+      <w:r>
+        <w:rPr>
+          <w:sz w:val="24"/>
+          <w:lang w:val="en-GB"/>
+        </w:rPr>
+        <w:t>բռնագանձվել</w:t>
+      </w:r>
+      <w:proofErr w:type="spellEnd"/>
+      <w:r>
+        <w:rPr>
+          <w:sz w:val="24"/>
+          <w:lang w:val="en-GB"/>
+        </w:rPr>
+        <w:t xml:space="preserve"> </w:t>
+      </w:r>
+      <w:proofErr w:type="spellStart"/>
+      <w:r>
+        <w:rPr>
+          <w:sz w:val="24"/>
+          <w:lang w:val="en-GB"/>
+        </w:rPr>
+        <w:t>ամուսնուս</w:t>
+      </w:r>
+      <w:proofErr w:type="spellEnd"/>
+      <w:r>
+        <w:rPr>
+          <w:sz w:val="24"/>
+          <w:lang w:val="en-GB"/>
+        </w:rPr>
+        <w:t xml:space="preserve"> </w:t>
+      </w:r>
+      <w:proofErr w:type="spellStart"/>
+      <w:r>
+        <w:rPr>
+          <w:sz w:val="24"/>
+          <w:lang w:val="en-GB"/>
+        </w:rPr>
+        <w:t>պարտավորությունների</w:t>
+      </w:r>
+      <w:proofErr w:type="spellEnd"/>
+      <w:r>
+        <w:rPr>
+          <w:sz w:val="24"/>
+          <w:lang w:val="en-GB"/>
+        </w:rPr>
+        <w:t xml:space="preserve"> </w:t>
+      </w:r>
+      <w:proofErr w:type="spellStart"/>
+      <w:r>
+        <w:rPr>
+          <w:sz w:val="24"/>
+          <w:lang w:val="en-GB"/>
+        </w:rPr>
+        <w:t>կատարման</w:t>
+      </w:r>
+      <w:proofErr w:type="spellEnd"/>
+      <w:r>
+        <w:rPr>
+          <w:sz w:val="24"/>
+          <w:lang w:val="en-GB"/>
+        </w:rPr>
+        <w:t xml:space="preserve"> </w:t>
+      </w:r>
+      <w:proofErr w:type="spellStart"/>
+      <w:r>
+        <w:rPr>
+          <w:sz w:val="24"/>
+          <w:lang w:val="en-GB"/>
+        </w:rPr>
+        <w:t>համար</w:t>
+      </w:r>
+      <w:proofErr w:type="spellEnd"/>
+      <w:r>
+        <w:rPr>
+          <w:sz w:val="24"/>
+          <w:lang w:val="en-GB"/>
+        </w:rPr>
+        <w:t xml:space="preserve">։ </w:t>
       </w:r>
     </w:p>
     <w:p>

--- a/public/files/agreement.docx
+++ b/public/files/agreement.docx
@@ -87,7 +87,7 @@
           <w:lang w:val="ru-RU" w:eastAsia="ru-RU"/>
         </w:rPr>
         <w:drawing>
-          <wp:anchor distT="0" distB="0" distL="114300" distR="114300" simplePos="0" relativeHeight="251660288" behindDoc="1" locked="0" layoutInCell="1" allowOverlap="1" wp14:anchorId="1049E17C" wp14:editId="697D20A1">
+          <wp:anchor distT="0" distB="0" distL="114300" distR="114300" simplePos="0" relativeHeight="251660288" behindDoc="1" locked="0" layoutInCell="1" allowOverlap="1" wp14:anchorId="1049E17C" wp14:editId="3D476B0F">
             <wp:simplePos x="0" y="0"/>
             <wp:positionH relativeFrom="margin">
               <wp:posOffset>3048635</wp:posOffset>
@@ -470,7 +470,6 @@
       <w:pPr>
         <w:ind w:left="-426" w:firstLine="567"/>
         <w:rPr>
-          <w:color w:val="000000" w:themeColor="text1"/>
           <w:sz w:val="24"/>
           <w:lang w:val="hy-AM"/>
         </w:rPr>
@@ -483,11 +482,18 @@
         <w:t>Ես</w:t>
       </w:r>
       <w:proofErr w:type="spellEnd"/>
+      <w:proofErr w:type="gramStart"/>
       <w:r>
         <w:rPr>
           <w:sz w:val="24"/>
         </w:rPr>
         <w:t>՝</w:t>
+      </w:r>
+      <w:r>
+        <w:rPr>
+          <w:sz w:val="24"/>
+        </w:rPr>
+        <w:t xml:space="preserve"> </w:t>
       </w:r>
       <w:r>
         <w:rPr>
@@ -496,11 +502,10 @@
           <w:i/>
           <w:iCs/>
           <w:sz w:val="24"/>
-          <w:lang w:val="en-GB"/>
-        </w:rPr>
-        <w:t xml:space="preserve">                                                 </w:t>
-      </w:r>
-      <w:proofErr w:type="gramStart"/>
+        </w:rPr>
+        <w:t>,</w:t>
+      </w:r>
+      <w:proofErr w:type="gramEnd"/>
       <w:r>
         <w:rPr>
           <w:b/>
@@ -508,28 +513,6 @@
           <w:i/>
           <w:iCs/>
           <w:sz w:val="24"/>
-          <w:lang w:val="en-GB"/>
-        </w:rPr>
-        <w:t xml:space="preserve">  </w:t>
-      </w:r>
-      <w:r>
-        <w:rPr>
-          <w:b/>
-          <w:bCs/>
-          <w:i/>
-          <w:iCs/>
-          <w:sz w:val="24"/>
-        </w:rPr>
-        <w:t>,</w:t>
-      </w:r>
-      <w:proofErr w:type="gramEnd"/>
-      <w:r>
-        <w:rPr>
-          <w:b/>
-          <w:bCs/>
-          <w:i/>
-          <w:iCs/>
-          <w:sz w:val="24"/>
         </w:rPr>
         <w:t xml:space="preserve"> </w:t>
       </w:r>
@@ -575,23 +558,6 @@
         </w:rPr>
         <w:t xml:space="preserve"> </w:t>
       </w:r>
-      <w:r>
-        <w:rPr>
-          <w:color w:val="000000" w:themeColor="text1"/>
-          <w:sz w:val="24"/>
-          <w:lang w:val="hy-AM"/>
-        </w:rPr>
-        <w:t xml:space="preserve">  </w:t>
-      </w:r>
-    </w:p>
-    <w:p>
-      <w:pPr>
-        <w:ind w:left="-426"/>
-        <w:rPr>
-          <w:sz w:val="24"/>
-          <w:lang w:val="hy-AM"/>
-        </w:rPr>
-      </w:pPr>
       <w:r>
         <w:rPr>
           <w:sz w:val="24"/>
@@ -681,526 +647,140 @@
         <w:ind w:left="-426" w:firstLine="567"/>
         <w:rPr>
           <w:sz w:val="24"/>
-          <w:lang w:val="en-GB"/>
+          <w:lang w:val="hy-AM"/>
         </w:rPr>
       </w:pPr>
-      <w:proofErr w:type="spellStart"/>
-      <w:r>
-        <w:rPr>
-          <w:sz w:val="24"/>
-          <w:lang w:val="en-GB"/>
-        </w:rPr>
-        <w:t>Սույն</w:t>
-      </w:r>
-      <w:proofErr w:type="spellEnd"/>
-      <w:r>
-        <w:rPr>
-          <w:sz w:val="24"/>
-          <w:lang w:val="en-GB"/>
-        </w:rPr>
-        <w:t xml:space="preserve"> </w:t>
-      </w:r>
-      <w:proofErr w:type="spellStart"/>
-      <w:r>
-        <w:rPr>
-          <w:sz w:val="24"/>
-          <w:lang w:val="en-GB"/>
-        </w:rPr>
-        <w:t>համաձայնությամբ</w:t>
-      </w:r>
-      <w:proofErr w:type="spellEnd"/>
-      <w:r>
-        <w:rPr>
-          <w:sz w:val="24"/>
-          <w:lang w:val="en-GB"/>
-        </w:rPr>
-        <w:t xml:space="preserve"> </w:t>
-      </w:r>
-      <w:proofErr w:type="spellStart"/>
-      <w:r>
-        <w:rPr>
-          <w:sz w:val="24"/>
-          <w:lang w:val="en-GB"/>
-        </w:rPr>
-        <w:t>տալիս</w:t>
-      </w:r>
-      <w:proofErr w:type="spellEnd"/>
-      <w:r>
-        <w:rPr>
-          <w:sz w:val="24"/>
-          <w:lang w:val="en-GB"/>
-        </w:rPr>
-        <w:t xml:space="preserve"> </w:t>
-      </w:r>
-      <w:proofErr w:type="spellStart"/>
-      <w:r>
-        <w:rPr>
-          <w:sz w:val="24"/>
-          <w:lang w:val="en-GB"/>
-        </w:rPr>
-        <w:t>եմ</w:t>
-      </w:r>
-      <w:proofErr w:type="spellEnd"/>
-      <w:r>
-        <w:rPr>
-          <w:sz w:val="24"/>
-          <w:lang w:val="en-GB"/>
-        </w:rPr>
-        <w:t xml:space="preserve"> </w:t>
-      </w:r>
-      <w:proofErr w:type="spellStart"/>
-      <w:r>
-        <w:rPr>
-          <w:sz w:val="24"/>
-          <w:lang w:val="en-GB"/>
-        </w:rPr>
-        <w:t>իմ</w:t>
-      </w:r>
-      <w:proofErr w:type="spellEnd"/>
-      <w:r>
-        <w:rPr>
-          <w:sz w:val="24"/>
-          <w:lang w:val="en-GB"/>
-        </w:rPr>
-        <w:t xml:space="preserve"> </w:t>
-      </w:r>
-      <w:proofErr w:type="spellStart"/>
-      <w:r>
-        <w:rPr>
-          <w:sz w:val="24"/>
-          <w:lang w:val="en-GB"/>
-        </w:rPr>
-        <w:t>անվերապահ</w:t>
-      </w:r>
-      <w:proofErr w:type="spellEnd"/>
-      <w:r>
-        <w:rPr>
-          <w:sz w:val="24"/>
-          <w:lang w:val="en-GB"/>
-        </w:rPr>
-        <w:t xml:space="preserve"> </w:t>
-      </w:r>
-      <w:proofErr w:type="spellStart"/>
-      <w:r>
-        <w:rPr>
-          <w:sz w:val="24"/>
-          <w:lang w:val="en-GB"/>
-        </w:rPr>
-        <w:t>համաձայնությունը</w:t>
-      </w:r>
-      <w:proofErr w:type="spellEnd"/>
-      <w:r>
-        <w:rPr>
-          <w:sz w:val="24"/>
-          <w:lang w:val="en-GB"/>
-        </w:rPr>
-        <w:t xml:space="preserve">, </w:t>
-      </w:r>
-      <w:proofErr w:type="spellStart"/>
-      <w:r>
-        <w:rPr>
-          <w:sz w:val="24"/>
-          <w:lang w:val="en-GB"/>
-        </w:rPr>
-        <w:t>որ</w:t>
-      </w:r>
-      <w:proofErr w:type="spellEnd"/>
-      <w:r>
-        <w:rPr>
-          <w:sz w:val="24"/>
-          <w:lang w:val="en-GB"/>
-        </w:rPr>
-        <w:t xml:space="preserve"> </w:t>
-      </w:r>
-      <w:proofErr w:type="spellStart"/>
-      <w:r>
-        <w:rPr>
-          <w:sz w:val="24"/>
-          <w:lang w:val="en-GB"/>
-        </w:rPr>
-        <w:t>իմ</w:t>
-      </w:r>
-      <w:proofErr w:type="spellEnd"/>
-      <w:r>
-        <w:rPr>
-          <w:sz w:val="24"/>
-          <w:lang w:val="en-GB"/>
-        </w:rPr>
-        <w:t xml:space="preserve"> </w:t>
-      </w:r>
-      <w:proofErr w:type="spellStart"/>
-      <w:r>
-        <w:rPr>
-          <w:sz w:val="24"/>
-          <w:lang w:val="en-GB"/>
-        </w:rPr>
-        <w:t>ամուսինը</w:t>
-      </w:r>
-      <w:proofErr w:type="spellEnd"/>
-      <w:r>
-        <w:rPr>
-          <w:sz w:val="24"/>
-          <w:lang w:val="en-GB"/>
-        </w:rPr>
-        <w:t xml:space="preserve"> (</w:t>
-      </w:r>
-      <w:proofErr w:type="spellStart"/>
-      <w:r>
-        <w:rPr>
-          <w:sz w:val="24"/>
-          <w:lang w:val="en-GB"/>
-        </w:rPr>
-        <w:t>կինը</w:t>
-      </w:r>
-      <w:proofErr w:type="spellEnd"/>
-      <w:r>
-        <w:rPr>
-          <w:sz w:val="24"/>
-          <w:lang w:val="en-GB"/>
-        </w:rPr>
-        <w:t>) «</w:t>
-      </w:r>
-      <w:proofErr w:type="spellStart"/>
-      <w:r>
-        <w:rPr>
-          <w:sz w:val="24"/>
-          <w:lang w:val="en-GB"/>
-        </w:rPr>
-        <w:t>Ակրեդիտ</w:t>
-      </w:r>
-      <w:proofErr w:type="spellEnd"/>
-      <w:r>
-        <w:rPr>
-          <w:sz w:val="24"/>
-          <w:lang w:val="en-GB"/>
-        </w:rPr>
-        <w:t xml:space="preserve">» </w:t>
-      </w:r>
-      <w:proofErr w:type="spellStart"/>
-      <w:r>
-        <w:rPr>
-          <w:sz w:val="24"/>
-          <w:lang w:val="en-GB"/>
-        </w:rPr>
-        <w:t>վարկային</w:t>
-      </w:r>
-      <w:proofErr w:type="spellEnd"/>
-      <w:r>
-        <w:rPr>
-          <w:sz w:val="24"/>
-          <w:lang w:val="en-GB"/>
-        </w:rPr>
-        <w:t xml:space="preserve"> </w:t>
-      </w:r>
-      <w:proofErr w:type="spellStart"/>
-      <w:r>
-        <w:rPr>
-          <w:sz w:val="24"/>
-          <w:lang w:val="en-GB"/>
-        </w:rPr>
-        <w:t>միություն</w:t>
-      </w:r>
-      <w:proofErr w:type="spellEnd"/>
-      <w:r>
-        <w:rPr>
-          <w:sz w:val="24"/>
-          <w:lang w:val="en-GB"/>
-        </w:rPr>
-        <w:t xml:space="preserve"> ՍՊԸ-</w:t>
-      </w:r>
-      <w:proofErr w:type="spellStart"/>
-      <w:r>
-        <w:rPr>
-          <w:sz w:val="24"/>
-          <w:lang w:val="en-GB"/>
-        </w:rPr>
-        <w:t>ում</w:t>
-      </w:r>
-      <w:proofErr w:type="spellEnd"/>
-      <w:r>
-        <w:rPr>
-          <w:sz w:val="24"/>
-          <w:lang w:val="en-GB"/>
-        </w:rPr>
-        <w:t xml:space="preserve"> </w:t>
-      </w:r>
-      <w:proofErr w:type="spellStart"/>
-      <w:r>
-        <w:rPr>
-          <w:sz w:val="24"/>
-          <w:lang w:val="en-GB"/>
-        </w:rPr>
-        <w:t>ունեցած</w:t>
-      </w:r>
-      <w:proofErr w:type="spellEnd"/>
-      <w:r>
-        <w:rPr>
-          <w:sz w:val="24"/>
-          <w:lang w:val="en-GB"/>
-        </w:rPr>
-        <w:t xml:space="preserve"> </w:t>
-      </w:r>
-      <w:proofErr w:type="spellStart"/>
-      <w:r>
-        <w:rPr>
-          <w:sz w:val="24"/>
-          <w:lang w:val="en-GB"/>
-        </w:rPr>
-        <w:t>կամ</w:t>
-      </w:r>
-      <w:proofErr w:type="spellEnd"/>
-      <w:r>
-        <w:rPr>
-          <w:sz w:val="24"/>
-          <w:lang w:val="en-GB"/>
-        </w:rPr>
-        <w:t xml:space="preserve"> </w:t>
-      </w:r>
-      <w:proofErr w:type="spellStart"/>
-      <w:r>
-        <w:rPr>
-          <w:sz w:val="24"/>
-          <w:lang w:val="en-GB"/>
-        </w:rPr>
-        <w:t>ապագայում</w:t>
-      </w:r>
-      <w:proofErr w:type="spellEnd"/>
-      <w:r>
-        <w:rPr>
-          <w:sz w:val="24"/>
-          <w:lang w:val="en-GB"/>
-        </w:rPr>
-        <w:t xml:space="preserve"> </w:t>
-      </w:r>
-      <w:proofErr w:type="spellStart"/>
-      <w:r>
-        <w:rPr>
-          <w:sz w:val="24"/>
-          <w:lang w:val="en-GB"/>
-        </w:rPr>
-        <w:t>ձեռք</w:t>
-      </w:r>
-      <w:proofErr w:type="spellEnd"/>
-      <w:r>
-        <w:rPr>
-          <w:sz w:val="24"/>
-          <w:lang w:val="en-GB"/>
-        </w:rPr>
-        <w:t xml:space="preserve"> </w:t>
-      </w:r>
-      <w:proofErr w:type="spellStart"/>
-      <w:r>
-        <w:rPr>
-          <w:sz w:val="24"/>
-          <w:lang w:val="en-GB"/>
-        </w:rPr>
-        <w:t>բերվող</w:t>
-      </w:r>
-      <w:proofErr w:type="spellEnd"/>
-      <w:r>
-        <w:rPr>
-          <w:sz w:val="24"/>
-          <w:lang w:val="en-GB"/>
-        </w:rPr>
-        <w:t xml:space="preserve"> </w:t>
-      </w:r>
-      <w:proofErr w:type="spellStart"/>
-      <w:r>
-        <w:rPr>
-          <w:sz w:val="24"/>
-          <w:lang w:val="en-GB"/>
-        </w:rPr>
-        <w:t>պարտավորությունների</w:t>
-      </w:r>
-      <w:proofErr w:type="spellEnd"/>
-      <w:r>
-        <w:rPr>
-          <w:sz w:val="24"/>
-          <w:lang w:val="en-GB"/>
-        </w:rPr>
-        <w:t xml:space="preserve"> </w:t>
-      </w:r>
-      <w:proofErr w:type="spellStart"/>
-      <w:r>
-        <w:rPr>
-          <w:sz w:val="24"/>
-          <w:lang w:val="en-GB"/>
-        </w:rPr>
-        <w:t>կատարման</w:t>
-      </w:r>
-      <w:proofErr w:type="spellEnd"/>
-      <w:r>
-        <w:rPr>
-          <w:sz w:val="24"/>
-          <w:lang w:val="en-GB"/>
-        </w:rPr>
-        <w:t xml:space="preserve"> </w:t>
-      </w:r>
-      <w:proofErr w:type="spellStart"/>
-      <w:r>
-        <w:rPr>
-          <w:sz w:val="24"/>
-          <w:lang w:val="en-GB"/>
-        </w:rPr>
-        <w:t>ամբողջական</w:t>
-      </w:r>
-      <w:proofErr w:type="spellEnd"/>
-      <w:r>
-        <w:rPr>
-          <w:sz w:val="24"/>
-          <w:lang w:val="en-GB"/>
-        </w:rPr>
-        <w:t xml:space="preserve"> </w:t>
-      </w:r>
-      <w:proofErr w:type="spellStart"/>
-      <w:r>
-        <w:rPr>
-          <w:sz w:val="24"/>
-          <w:lang w:val="en-GB"/>
-        </w:rPr>
-        <w:t>ապահովման</w:t>
-      </w:r>
-      <w:proofErr w:type="spellEnd"/>
-      <w:r>
-        <w:rPr>
-          <w:sz w:val="24"/>
-          <w:lang w:val="en-GB"/>
-        </w:rPr>
-        <w:t xml:space="preserve"> </w:t>
-      </w:r>
-      <w:proofErr w:type="spellStart"/>
-      <w:r>
-        <w:rPr>
-          <w:sz w:val="24"/>
-          <w:lang w:val="en-GB"/>
-        </w:rPr>
-        <w:t>համար</w:t>
-      </w:r>
-      <w:proofErr w:type="spellEnd"/>
-      <w:r>
-        <w:rPr>
-          <w:sz w:val="24"/>
-          <w:lang w:val="en-GB"/>
-        </w:rPr>
-        <w:t xml:space="preserve"> «</w:t>
-      </w:r>
-      <w:proofErr w:type="spellStart"/>
-      <w:r>
-        <w:rPr>
-          <w:sz w:val="24"/>
-          <w:lang w:val="en-GB"/>
-        </w:rPr>
-        <w:t>Ակրեդիտ</w:t>
-      </w:r>
-      <w:proofErr w:type="spellEnd"/>
-      <w:r>
-        <w:rPr>
-          <w:sz w:val="24"/>
-          <w:lang w:val="en-GB"/>
-        </w:rPr>
-        <w:t xml:space="preserve">» </w:t>
-      </w:r>
-      <w:proofErr w:type="spellStart"/>
-      <w:r>
-        <w:rPr>
-          <w:sz w:val="24"/>
-          <w:lang w:val="en-GB"/>
-        </w:rPr>
-        <w:t>վարկային</w:t>
-      </w:r>
-      <w:proofErr w:type="spellEnd"/>
-      <w:r>
-        <w:rPr>
-          <w:sz w:val="24"/>
-          <w:lang w:val="en-GB"/>
-        </w:rPr>
-        <w:t xml:space="preserve"> </w:t>
-      </w:r>
-      <w:proofErr w:type="spellStart"/>
-      <w:r>
-        <w:rPr>
-          <w:sz w:val="24"/>
-          <w:lang w:val="en-GB"/>
-        </w:rPr>
-        <w:t>միություն</w:t>
-      </w:r>
-      <w:proofErr w:type="spellEnd"/>
-      <w:r>
-        <w:rPr>
-          <w:sz w:val="24"/>
-          <w:lang w:val="en-GB"/>
-        </w:rPr>
-        <w:t xml:space="preserve"> ՍՊԸ-ի </w:t>
-      </w:r>
-      <w:proofErr w:type="spellStart"/>
-      <w:r>
-        <w:rPr>
-          <w:sz w:val="24"/>
-          <w:lang w:val="en-GB"/>
-        </w:rPr>
-        <w:t>հետ</w:t>
-      </w:r>
-      <w:proofErr w:type="spellEnd"/>
-      <w:r>
-        <w:rPr>
-          <w:sz w:val="24"/>
-          <w:lang w:val="en-GB"/>
-        </w:rPr>
-        <w:t xml:space="preserve"> </w:t>
-      </w:r>
-      <w:proofErr w:type="spellStart"/>
-      <w:r>
-        <w:rPr>
-          <w:sz w:val="24"/>
-          <w:lang w:val="en-GB"/>
-        </w:rPr>
-        <w:t>ցանկացած</w:t>
-      </w:r>
-      <w:proofErr w:type="spellEnd"/>
-      <w:r>
-        <w:rPr>
-          <w:sz w:val="24"/>
-          <w:lang w:val="en-GB"/>
-        </w:rPr>
-        <w:t xml:space="preserve"> </w:t>
-      </w:r>
-      <w:proofErr w:type="spellStart"/>
-      <w:r>
-        <w:rPr>
-          <w:sz w:val="24"/>
-          <w:lang w:val="en-GB"/>
-        </w:rPr>
-        <w:t>ձևով</w:t>
-      </w:r>
-      <w:proofErr w:type="spellEnd"/>
-      <w:r>
-        <w:rPr>
-          <w:sz w:val="24"/>
-          <w:lang w:val="en-GB"/>
-        </w:rPr>
-        <w:t xml:space="preserve"> </w:t>
-      </w:r>
-      <w:proofErr w:type="spellStart"/>
-      <w:r>
-        <w:rPr>
-          <w:sz w:val="24"/>
-          <w:lang w:val="en-GB"/>
-        </w:rPr>
-        <w:t>կնքի</w:t>
-      </w:r>
-      <w:proofErr w:type="spellEnd"/>
-      <w:r>
-        <w:rPr>
-          <w:sz w:val="24"/>
-          <w:lang w:val="en-GB"/>
-        </w:rPr>
-        <w:t xml:space="preserve"> </w:t>
-      </w:r>
-      <w:proofErr w:type="spellStart"/>
-      <w:r>
-        <w:rPr>
-          <w:sz w:val="24"/>
-          <w:lang w:val="en-GB"/>
+      <w:r>
+        <w:rPr>
+          <w:sz w:val="24"/>
+          <w:lang w:val="hy-AM"/>
+        </w:rPr>
+        <w:t>Սույն համաձայնությամբ տալիս եմ իմ անվերապահ համաձայնությունը, որ իմ ամուսինը (կինը) «Ակրեդիտ» վարկային միություն ՍՊԸ-ում ունեցած կամ ապագայում ձեռք բերվող պարտավորությունների կատարման ամբողջական ապահովման համար «Ակրեդիտ» վարկային միություն ՍՊԸ-ի հետ ցանկացած ձևով կնքի տրանսպորտային</w:t>
+      </w:r>
+      <w:r>
+        <w:rPr>
+          <w:sz w:val="24"/>
+          <w:lang w:val="x-none"/>
+        </w:rPr>
+        <w:t xml:space="preserve"> </w:t>
+      </w:r>
+      <w:proofErr w:type="spellStart"/>
+      <w:r>
+        <w:rPr>
+          <w:sz w:val="24"/>
+          <w:lang w:val="x-none"/>
+        </w:rPr>
+        <w:t>միջոցի</w:t>
+      </w:r>
+      <w:proofErr w:type="spellEnd"/>
+      <w:r>
+        <w:rPr>
+          <w:sz w:val="24"/>
+          <w:lang w:val="x-none"/>
+        </w:rPr>
+        <w:t xml:space="preserve"> </w:t>
+      </w:r>
+      <w:proofErr w:type="spellStart"/>
+      <w:r>
+        <w:rPr>
+          <w:sz w:val="24"/>
+          <w:lang w:val="x-none"/>
+        </w:rPr>
+        <w:t>գրավի</w:t>
+      </w:r>
+      <w:proofErr w:type="spellEnd"/>
+      <w:r>
+        <w:rPr>
+          <w:sz w:val="24"/>
+          <w:lang w:val="x-none"/>
+        </w:rPr>
+        <w:t xml:space="preserve"> </w:t>
+      </w:r>
+      <w:proofErr w:type="spellStart"/>
+      <w:r>
+        <w:rPr>
+          <w:sz w:val="24"/>
+          <w:lang w:val="x-none"/>
+        </w:rPr>
+        <w:t>պայմանագիր</w:t>
+      </w:r>
+      <w:proofErr w:type="spellEnd"/>
+      <w:r>
+        <w:rPr>
+          <w:sz w:val="24"/>
+          <w:lang w:val="x-none"/>
+        </w:rPr>
+        <w:t xml:space="preserve"> և </w:t>
+      </w:r>
+      <w:proofErr w:type="spellStart"/>
+      <w:r>
+        <w:rPr>
+          <w:sz w:val="24"/>
+          <w:lang w:val="x-none"/>
+        </w:rPr>
+        <w:t>մեր</w:t>
+      </w:r>
+      <w:proofErr w:type="spellEnd"/>
+      <w:r>
+        <w:rPr>
+          <w:sz w:val="24"/>
+          <w:lang w:val="x-none"/>
+        </w:rPr>
+        <w:t xml:space="preserve"> </w:t>
+      </w:r>
+      <w:proofErr w:type="spellStart"/>
+      <w:r>
+        <w:rPr>
+          <w:sz w:val="24"/>
+          <w:lang w:val="x-none"/>
+        </w:rPr>
+        <w:t>համատեղ</w:t>
+      </w:r>
+      <w:proofErr w:type="spellEnd"/>
+      <w:r>
+        <w:rPr>
+          <w:sz w:val="24"/>
+          <w:lang w:val="x-none"/>
+        </w:rPr>
+        <w:t xml:space="preserve"> </w:t>
+      </w:r>
+      <w:proofErr w:type="spellStart"/>
+      <w:r>
+        <w:rPr>
+          <w:sz w:val="24"/>
+          <w:lang w:val="x-none"/>
+        </w:rPr>
+        <w:t>սեփականություն</w:t>
+      </w:r>
+      <w:proofErr w:type="spellEnd"/>
+      <w:r>
+        <w:rPr>
+          <w:sz w:val="24"/>
+          <w:lang w:val="x-none"/>
+        </w:rPr>
+        <w:t xml:space="preserve"> </w:t>
+      </w:r>
+      <w:proofErr w:type="spellStart"/>
+      <w:r>
+        <w:rPr>
+          <w:sz w:val="24"/>
+          <w:lang w:val="x-none"/>
+        </w:rPr>
+        <w:t>համարվող</w:t>
+      </w:r>
+      <w:proofErr w:type="spellEnd"/>
+      <w:r>
+        <w:rPr>
+          <w:sz w:val="24"/>
+          <w:lang w:val="x-none"/>
+        </w:rPr>
+        <w:t xml:space="preserve"> </w:t>
+      </w:r>
+      <w:proofErr w:type="spellStart"/>
+      <w:r>
+        <w:rPr>
+          <w:sz w:val="24"/>
+          <w:lang w:val="x-none"/>
         </w:rPr>
         <w:t>տրանսպորտային</w:t>
       </w:r>
@@ -1234,7 +814,7 @@
           <w:sz w:val="24"/>
           <w:lang w:val="x-none"/>
         </w:rPr>
-        <w:t>գրավի</w:t>
+        <w:t>նկատմամբ</w:t>
       </w:r>
       <w:proofErr w:type="spellEnd"/>
       <w:r>
@@ -1250,7 +830,7 @@
           <w:sz w:val="24"/>
           <w:lang w:val="x-none"/>
         </w:rPr>
-        <w:t>պայմանագիր</w:t>
+        <w:t>գրանցվի</w:t>
       </w:r>
       <w:proofErr w:type="spellEnd"/>
       <w:r>
@@ -1258,222 +838,14 @@
           <w:sz w:val="24"/>
           <w:lang w:val="x-none"/>
         </w:rPr>
-        <w:t xml:space="preserve"> և </w:t>
-      </w:r>
-      <w:proofErr w:type="spellStart"/>
-      <w:r>
-        <w:rPr>
-          <w:sz w:val="24"/>
-          <w:lang w:val="x-none"/>
-        </w:rPr>
-        <w:t>մեր</w:t>
-      </w:r>
-      <w:proofErr w:type="spellEnd"/>
-      <w:r>
-        <w:rPr>
-          <w:sz w:val="24"/>
-          <w:lang w:val="x-none"/>
-        </w:rPr>
-        <w:t xml:space="preserve"> </w:t>
-      </w:r>
-      <w:proofErr w:type="spellStart"/>
-      <w:r>
-        <w:rPr>
-          <w:sz w:val="24"/>
-          <w:lang w:val="x-none"/>
-        </w:rPr>
-        <w:t>համատեղ</w:t>
-      </w:r>
-      <w:proofErr w:type="spellEnd"/>
-      <w:r>
-        <w:rPr>
-          <w:sz w:val="24"/>
-          <w:lang w:val="x-none"/>
-        </w:rPr>
-        <w:t xml:space="preserve"> </w:t>
-      </w:r>
-      <w:proofErr w:type="spellStart"/>
-      <w:r>
-        <w:rPr>
-          <w:sz w:val="24"/>
-          <w:lang w:val="x-none"/>
-        </w:rPr>
-        <w:t>սեփականություն</w:t>
-      </w:r>
-      <w:proofErr w:type="spellEnd"/>
-      <w:r>
-        <w:rPr>
-          <w:sz w:val="24"/>
-          <w:lang w:val="x-none"/>
-        </w:rPr>
-        <w:t xml:space="preserve"> </w:t>
-      </w:r>
-      <w:proofErr w:type="spellStart"/>
-      <w:r>
-        <w:rPr>
-          <w:sz w:val="24"/>
-          <w:lang w:val="x-none"/>
-        </w:rPr>
-        <w:t>համարվող</w:t>
-      </w:r>
-      <w:proofErr w:type="spellEnd"/>
-      <w:r>
-        <w:rPr>
-          <w:sz w:val="24"/>
-          <w:lang w:val="x-none"/>
-        </w:rPr>
-        <w:t xml:space="preserve"> </w:t>
-      </w:r>
-      <w:proofErr w:type="spellStart"/>
-      <w:r>
-        <w:rPr>
-          <w:sz w:val="24"/>
-          <w:lang w:val="x-none"/>
-        </w:rPr>
-        <w:t>տրանսպորտային</w:t>
-      </w:r>
-      <w:proofErr w:type="spellEnd"/>
-      <w:r>
-        <w:rPr>
-          <w:sz w:val="24"/>
-          <w:lang w:val="x-none"/>
-        </w:rPr>
-        <w:t xml:space="preserve"> </w:t>
-      </w:r>
-      <w:proofErr w:type="spellStart"/>
-      <w:r>
-        <w:rPr>
-          <w:sz w:val="24"/>
-          <w:lang w:val="x-none"/>
-        </w:rPr>
-        <w:t>միջոցի</w:t>
-      </w:r>
-      <w:proofErr w:type="spellEnd"/>
-      <w:r>
-        <w:rPr>
-          <w:sz w:val="24"/>
-          <w:lang w:val="x-none"/>
-        </w:rPr>
-        <w:t xml:space="preserve"> </w:t>
-      </w:r>
-      <w:proofErr w:type="spellStart"/>
-      <w:r>
-        <w:rPr>
-          <w:sz w:val="24"/>
-          <w:lang w:val="x-none"/>
-        </w:rPr>
-        <w:t>նկատմամբ</w:t>
-      </w:r>
-      <w:proofErr w:type="spellEnd"/>
-      <w:r>
-        <w:rPr>
-          <w:sz w:val="24"/>
-          <w:lang w:val="x-none"/>
-        </w:rPr>
-        <w:t xml:space="preserve"> </w:t>
-      </w:r>
-      <w:proofErr w:type="spellStart"/>
-      <w:r>
-        <w:rPr>
-          <w:sz w:val="24"/>
-          <w:lang w:val="x-none"/>
-        </w:rPr>
-        <w:t>գրանցվի</w:t>
-      </w:r>
-      <w:proofErr w:type="spellEnd"/>
-      <w:r>
-        <w:rPr>
-          <w:sz w:val="24"/>
-          <w:lang w:val="x-none"/>
-        </w:rPr>
-        <w:t xml:space="preserve"> </w:t>
-      </w:r>
-      <w:r>
-        <w:rPr>
-          <w:sz w:val="24"/>
-          <w:lang w:val="en-GB"/>
-        </w:rPr>
-        <w:t>«</w:t>
-      </w:r>
-      <w:proofErr w:type="spellStart"/>
-      <w:r>
-        <w:rPr>
-          <w:sz w:val="24"/>
-          <w:lang w:val="en-GB"/>
-        </w:rPr>
-        <w:t>Ակրեդիտ</w:t>
-      </w:r>
-      <w:proofErr w:type="spellEnd"/>
-      <w:r>
-        <w:rPr>
-          <w:sz w:val="24"/>
-          <w:lang w:val="en-GB"/>
-        </w:rPr>
-        <w:t xml:space="preserve">» </w:t>
-      </w:r>
-      <w:proofErr w:type="spellStart"/>
-      <w:r>
-        <w:rPr>
-          <w:sz w:val="24"/>
-          <w:lang w:val="en-GB"/>
-        </w:rPr>
-        <w:t>վարկային</w:t>
-      </w:r>
-      <w:proofErr w:type="spellEnd"/>
-      <w:r>
-        <w:rPr>
-          <w:sz w:val="24"/>
-          <w:lang w:val="en-GB"/>
-        </w:rPr>
-        <w:t xml:space="preserve"> </w:t>
-      </w:r>
-      <w:proofErr w:type="spellStart"/>
-      <w:r>
-        <w:rPr>
-          <w:sz w:val="24"/>
-          <w:lang w:val="en-GB"/>
-        </w:rPr>
-        <w:t>միություն</w:t>
-      </w:r>
-      <w:proofErr w:type="spellEnd"/>
-      <w:r>
-        <w:rPr>
-          <w:sz w:val="24"/>
-          <w:lang w:val="en-GB"/>
-        </w:rPr>
-        <w:t xml:space="preserve"> ՍՊԸ-ի </w:t>
-      </w:r>
-      <w:proofErr w:type="spellStart"/>
-      <w:r>
-        <w:rPr>
-          <w:sz w:val="24"/>
-          <w:lang w:val="en-GB"/>
-        </w:rPr>
-        <w:t>գրավի</w:t>
-      </w:r>
-      <w:proofErr w:type="spellEnd"/>
-      <w:r>
-        <w:rPr>
-          <w:sz w:val="24"/>
-          <w:lang w:val="en-GB"/>
-        </w:rPr>
-        <w:t xml:space="preserve"> </w:t>
-      </w:r>
-      <w:proofErr w:type="spellStart"/>
-      <w:r>
-        <w:rPr>
-          <w:sz w:val="24"/>
-          <w:lang w:val="en-GB"/>
-        </w:rPr>
-        <w:t>իրավունքը</w:t>
-      </w:r>
-      <w:proofErr w:type="spellEnd"/>
-      <w:r>
-        <w:rPr>
-          <w:sz w:val="24"/>
-          <w:lang w:val="en-GB"/>
-        </w:rPr>
-        <w:t xml:space="preserve">։ </w:t>
+        <w:t xml:space="preserve"> </w:t>
+      </w:r>
+      <w:r>
+        <w:rPr>
+          <w:sz w:val="24"/>
+          <w:lang w:val="hy-AM"/>
+        </w:rPr>
+        <w:t xml:space="preserve">«Ակրեդիտ» վարկային միություն ՍՊԸ-ի գրավի իրավունքը։ </w:t>
       </w:r>
     </w:p>
     <w:tbl>
@@ -1504,7 +876,7 @@
             <w:pPr>
               <w:ind w:left="-534" w:right="317"/>
               <w:rPr>
-                <w:lang w:val="en-GB"/>
+                <w:lang w:val="hy-AM"/>
               </w:rPr>
             </w:pPr>
           </w:p>
